--- a/03_Outputs/final scripts/pt/Module 8/8.1.0-pt.docx
+++ b/03_Outputs/final scripts/pt/Module 8/8.1.0-pt.docx
@@ -14,7 +14,7 @@
     </w:p>
     <w:p>
       <w:r>
-        <w:t xml:space="preserve">Do lado da demanda, o uso global de energia está aumentando, impulsionado pelo crescimento populacional, urbanização e desenvolvimento econômico. Até 2050, a ONU projeta que 68% das pessoas viverão em cidades, intensificando a demanda por eletricidade. A digitalização e a inteligência artificial estão possibilitando redes mais inteligentes, mas também adicionando novas fontes de demanda. Em 2024, os data centers consumiram 415 terawatts-hora de eletricidade — 1,5% do uso global — e espera-se que esse valor mais que dobre até 2030, ultrapassando o consumo atual do Japão. Medidas mais eficazes de eficiência poderiam reduzir o crescimento projetado da demanda em um terço, diminuindo custos e emissões. Enquanto isso, as mudanças climáticas estão forçando uma reavaliação da resiliência energética.  </w:t>
+        <w:t xml:space="preserve">Do lado da demanda, o uso global de energia está aumentando, impulsionado pelo crescimento populacional, urbanização e desenvolvimento econômico. Até 2050, a ONU projeta que 68% das pessoas viverão em cidades, intensificando a demanda por eletricidade. A digitalização e a inteligência artificial estão possibilitando redes mais inteligentes, mas também adicionando novas fontes de demanda. Em 2024, os data centers consumiram 415 terawatts-hora de eletricidade — 1,5% do uso global — e espera-se que esse valor mais que dobre até 2030, ultrapassando o consumo atual do Japão. Medidas mais eficazes de eficiência poderiam reduzir em um terço o crescimento projetado da demanda, diminuindo custos e emissões. Enquanto isso, as mudanças climáticas estão forçando uma reavaliação da resiliência energética.  </w:t>
       </w:r>
     </w:p>
     <w:p>
